--- a/faq/taka_register_faq.docx
+++ b/faq/taka_register_faq.docx
@@ -2352,7 +2352,7 @@
         <w:rPr>
           <w:sz w:val="20"/>
         </w:rPr>
-        <w:t>A: Taka Register requires a valid license to run. If you see a license screen, contact support at support@takaregister.in or WhatsApp us with your device details to get your license key.</w:t>
+        <w:t>A: Taka Register requires a valid license to run. If you see a license screen, contact support at support@takaregister.in or WhatsApp us at +91 78209 86133 with your device details to get your license key.</w:t>
       </w:r>
     </w:p>
     <w:p>
@@ -2389,7 +2389,7 @@
         <w:rPr>
           <w:sz w:val="20"/>
         </w:rPr>
-        <w:t>A: You can reach us at support@takaregister.in or visit takaregister.in for help. For urgent issues, WhatsApp us at the number provided on the website.</w:t>
+        <w:t>A: You can reach us at support@takaregister.in or visit takaregister.in for help. For urgent issues, WhatsApp us at +91 78209 86133.</w:t>
       </w:r>
     </w:p>
     <w:p>

--- a/faq/taka_register_faq.docx
+++ b/faq/taka_register_faq.docx
@@ -121,7 +121,23 @@
         <w:rPr>
           <w:sz w:val="20"/>
         </w:rPr>
-        <w:t>A: The typical workflow is: 1) Set up Masters (weavers, yarns, qualities, suppliers). 2) Enter Yarn Purchases when yarn arrives. 3) Do Warping — assign yarn to beams. 4) Send yarn/beams to Weavers via Paavti Book. 5) Record Production (takas woven). 6) Send fabric for Dyeing or Twisting if needed. 7) Manage Fabric Stock and record Sales. 8) Use Stock pages to track balances at any point.</w:t>
+        <w:t>A: The typical workflow is:</w:t>
+        <w:br/>
+        <w:t>1) Set up Masters (weavers, yarns, qualities, suppliers).</w:t>
+        <w:br/>
+        <w:t>2) Enter Yarn Purchases when yarn arrives.</w:t>
+        <w:br/>
+        <w:t>3) Do Warping — assign yarn to beams.</w:t>
+        <w:br/>
+        <w:t>4) Send yarn/beams to Weavers via Paavti Book.</w:t>
+        <w:br/>
+        <w:t>5) Record Production (takas woven).</w:t>
+        <w:br/>
+        <w:t>6) Send fabric for Dyeing or Twisting if needed.</w:t>
+        <w:br/>
+        <w:t>7) Manage Fabric Stock and record Sales.</w:t>
+        <w:br/>
+        <w:t>8) Use Stock pages to track balances at any point.</w:t>
       </w:r>
     </w:p>
     <w:p>
@@ -195,7 +211,13 @@
         <w:rPr>
           <w:sz w:val="20"/>
         </w:rPr>
-        <w:t>A: Step 1: Go to Setup → Settings and enter your Company Name, GSTIN, and other details. Step 2: Go to Setup → Masters and add your Weavers, Yarn types, Fabric Qualities, and Suppliers. Step 3: Add Opening Stock if you have existing yarn balances. Step 4: You are now ready to enter Purchases and other transactions.</w:t>
+        <w:t>A: Step 1: Go to Setup → Settings and enter your Company Name, GSTIN, and other details.</w:t>
+        <w:br/>
+        <w:t>Step 2: Go to Setup → Masters and add your Weavers, Yarn types, Fabric Qualities, and Suppliers.</w:t>
+        <w:br/>
+        <w:t>Step 3: Add Opening Stock if you have existing yarn balances.</w:t>
+        <w:br/>
+        <w:t>Step 4: You are now ready to enter Purchases and other transactions.</w:t>
       </w:r>
     </w:p>
     <w:p>
@@ -1903,7 +1925,17 @@
         <w:rPr>
           <w:sz w:val="20"/>
         </w:rPr>
-        <w:t>A: Go to Analysis → Job Stock Closures. Click New Closure. A wizard will guide you: select the party (weaver/dyeing unit), select the date range, review the yarn sent and production received, confirm wastage, and save. A PDF report can be generated.</w:t>
+        <w:t>A: Go to Analysis → Job Stock Closures. Click New Closure. A wizard will guide you:</w:t>
+        <w:br/>
+        <w:t>1) Select the party (weaver/dyeing unit).</w:t>
+        <w:br/>
+        <w:t>2) Select the date range.</w:t>
+        <w:br/>
+        <w:t>3) Review the yarn sent and production received.</w:t>
+        <w:br/>
+        <w:t>4) Confirm wastage and save.</w:t>
+        <w:br/>
+        <w:t>A PDF report can be generated.</w:t>
       </w:r>
     </w:p>
     <w:p>
@@ -2278,7 +2310,15 @@
         <w:rPr>
           <w:sz w:val="20"/>
         </w:rPr>
-        <w:t>A: Stock is calculated from all entries — purchases, paavti, production, etc. If a balance looks wrong: 1) Check if the Opening Stock date and location are correct. 2) Check if any purchase has wrong delivery location. 3) Check if paavti entries are correctly entered as Sent or Return. Contact support if the issue persists.</w:t>
+        <w:t>A: Stock is calculated from all entries — purchases, paavti, production, etc. If a balance looks wrong:</w:t>
+        <w:br/>
+        <w:t>1) Check if the Opening Stock date and location are correct.</w:t>
+        <w:br/>
+        <w:t>2) Check if any purchase has wrong delivery location.</w:t>
+        <w:br/>
+        <w:t>3) Check if paavti entries are correctly entered as Sent or Return.</w:t>
+        <w:br/>
+        <w:t>Contact support if the issue persists.</w:t>
       </w:r>
     </w:p>
     <w:p>
